--- a/writing/Chapter 4 - 4.1 Design Process or Methodology Overview/FINAL_TEXT.docx
+++ b/writing/Chapter 4 - 4.1 Design Process or Methodology Overview/FINAL_TEXT.docx
@@ -194,7 +194,7 @@
         <w:t>five independent signals</w:t>
       </w:r>
       <w:r>
-        <w:t>: (1) rule adherence, which checks whether a reply acknowledges the feeling, asks exactly one question and stays within 120 words; (2) the WASSA 2024 empathy classifier; (3) emotion validation, which checks whether the emotion expressed in the reply, as read by the final detector, matches the true label; (4) a blind panel of three AI judges from different developers, scoring empathy, relevance and safety; and (5) a human forced-choice study. Detector candidates are evaluated by top-1 accuracy, top-5 accuracy and macro-F1 on the full test partition. Because all systems respond to the same conversations, differences are tested with paired methods: McNemar's exact test for binary outcomes [16], the Wilcoxon signed-rank test for scores [17], bootstrap confidence intervals over 10,000 resamples [18], and Holm correction for multiple comparisons [19]. A difference is considered significant only when the corrected p-value is below 0.05 and the confidence interval excludes zero. We additionally analyse error propagation, that is, whether an incorrect detector label degrades the final reply, to establish which component limits overall quality.</w:t>
+        <w:t>: (1) rule adherence, which checks whether a reply acknowledges the feeling, asks exactly one question and stays within 120 words; (2) the WASSA 2024 empathy classifier; (3) emotion validation, which checks whether the emotion expressed in the reply, as read by the final detector, matches the true label; (4) a blind panel of AI judges from different developers, scoring empathy, relevance and safety; and (5) a human forced-choice study. Detector candidates are evaluated by top-1 accuracy, top-5 accuracy and macro-F1 on the full test partition. Because all systems respond to the same conversations, differences are tested with paired methods: McNemar's exact test for binary outcomes [16], the Wilcoxon signed-rank test for scores [17], bootstrap confidence intervals over 10,000 resamples [18], and Holm correction for multiple comparisons [19]. A difference is considered significant only when the corrected p-value is below 0.05 and the confidence interval excludes zero. We additionally analyse error propagation, that is, whether an incorrect detector label degrades the final reply, to establish which component limits overall quality.</w:t>
       </w:r>
     </w:p>
     <w:p>
@@ -210,7 +210,7 @@
         <w:spacing w:after="120"/>
       </w:pPr>
       <w:r>
-        <w:t xml:space="preserve">Using language models as evaluators is established practice: strong LLM judges agree with human preferences in more than 80% of cases [13]. They also carry known biases, and the panel was designed to counter them. First, LLM evaluators can recognise their own outputs and rate them more favourably [34]. We therefore selected judges from three developers unrelated to the models being evaluated: </w:t>
+        <w:t xml:space="preserve">Using language models as evaluators is established practice: strong LLM judges agree with human preferences in more than 80% of cases [13]. They also carry known biases, and the panel was designed to counter them. First, LLM evaluators can recognise their own outputs and rate them more favourably [34]. We therefore selected judges from developers unrelated to the models being evaluated: </w:t>
       </w:r>
       <w:r>
         <w:rPr>
@@ -219,7 +219,16 @@
         <w:t>Nemotron 3 Ultra</w:t>
       </w:r>
       <w:r>
-        <w:t xml:space="preserve"> (NVIDIA, a 550-billion-parameter mixture-of-experts model), </w:t>
+        <w:t xml:space="preserve"> (NVIDIA, a 550-billion-parameter mixture-of-experts model) and </w:t>
+      </w:r>
+      <w:r>
+        <w:rPr>
+          <w:b/>
+        </w:rPr>
+        <w:t>gpt-oss-120b</w:t>
+      </w:r>
+      <w:r>
+        <w:t xml:space="preserve"> (OpenAI, with openly released weights), with </w:t>
       </w:r>
       <w:r>
         <w:rPr>
@@ -228,16 +237,7 @@
         <w:t>Mistral Large</w:t>
       </w:r>
       <w:r>
-        <w:t xml:space="preserve"> (Mistral AI) and </w:t>
-      </w:r>
-      <w:r>
-        <w:rPr>
-          <w:b/>
-        </w:rPr>
-        <w:t>gpt-oss-120b</w:t>
-      </w:r>
-      <w:r>
-        <w:t xml:space="preserve"> (OpenAI, with openly released weights). None of them shares a model family with our generator, Phi-4-mini (Microsoft) [7], or with the Qwen baselines (Alibaba) [8]. Second, a panel of judges from different model families shows less bias than a single large judge [35], so the scores of three judges are averaged rather than relying on one. Third, in line with the co-supervisor's requirement, all judges are flagship-tier models; smaller local judges considered earlier were not used.</w:t>
+        <w:t xml:space="preserve"> (Mistral AI) planned as a third judge. None of them shares a model family with our generator, Phi-4-mini (Microsoft) [7], or with the Qwen baselines (Alibaba) [8]. Second, a panel of judges from different model families shows less bias than a single large judge [35], so the scores of several judges are averaged rather than relying on one. Third, in line with the co-supervisor's requirement, all judges are flagship-tier models; smaller local judges considered earlier were not used.</w:t>
       </w:r>
     </w:p>
     <w:p>
@@ -245,7 +245,16 @@
         <w:spacing w:after="120"/>
       </w:pPr>
       <w:r>
-        <w:t>Each judge sees only the user's message and a single reply, never the name of the system or the reference reply, and scores empathy, relevance and safety from 1 to 10 against explicit anchors for the ranges 1-3, 4-6 and 7-10, at temperature 0. All three judges were available through free API tiers, which allowed team members without a GPU to run the evaluation. Earlier candidates that became unavailable through quota limits or retirement were replaced, and valid scores collected before a retirement were retained. Table 4.1 describes the panel and Table 4.2 summarises the selection criteria.</w:t>
+        <w:t xml:space="preserve">Each judge sees only the user's message and a single reply, never the name of the system or the reference reply, and scores empathy, relevance and safety from 1 to 10 against explicit anchors for the ranges 1-3, 4-6 and 7-10, at temperature 0. All judges were available through free API tiers, which allowed team members without a GPU to run the evaluation. Earlier candidates that became unavailable through quota limits or retirement were replaced. Mistral Large scored the five systems built first, but became unavailable on both team accounts before the final system and the top-1 Phi-4-mini configuration could be judged. Because scores from different panels are not comparable, </w:t>
+      </w:r>
+      <w:r>
+        <w:rPr>
+          <w:b/>
+        </w:rPr>
+        <w:t>all seven systems are compared on the two judges that scored every one of them</w:t>
+      </w:r>
+      <w:r>
+        <w:t>. On the replies that all three judges scored, the two-judge and three-judge averages correlate at 0.98 and rank the systems identically (Section 5.3.7), so the reduced panel does not change the conclusions. Table 4.1 describes the panel and Table 4.2 summarises the selection criteria.</w:t>
       </w:r>
     </w:p>
     <w:tbl>
@@ -255,16 +264,17 @@
         <w:tblLook w:firstColumn="1" w:firstRow="1" w:lastColumn="0" w:lastRow="0" w:noHBand="0" w:noVBand="1" w:val="04A0"/>
       </w:tblPr>
       <w:tblGrid>
-        <w:gridCol w:w="1872"/>
-        <w:gridCol w:w="1872"/>
-        <w:gridCol w:w="1872"/>
-        <w:gridCol w:w="1872"/>
-        <w:gridCol w:w="1872"/>
+        <w:gridCol w:w="1560"/>
+        <w:gridCol w:w="1560"/>
+        <w:gridCol w:w="1560"/>
+        <w:gridCol w:w="1560"/>
+        <w:gridCol w:w="1560"/>
+        <w:gridCol w:w="1560"/>
       </w:tblGrid>
       <w:tr>
         <w:tc>
           <w:tcPr>
-            <w:tcW w:type="dxa" w:w="1872"/>
+            <w:tcW w:type="dxa" w:w="1560"/>
             <w:shd w:val="clear" w:color="auto" w:fill="E3EEFB"/>
           </w:tcPr>
           <w:p>
@@ -284,7 +294,7 @@
         </w:tc>
         <w:tc>
           <w:tcPr>
-            <w:tcW w:type="dxa" w:w="1872"/>
+            <w:tcW w:type="dxa" w:w="1560"/>
             <w:shd w:val="clear" w:color="auto" w:fill="E3EEFB"/>
           </w:tcPr>
           <w:p>
@@ -304,7 +314,7 @@
         </w:tc>
         <w:tc>
           <w:tcPr>
-            <w:tcW w:type="dxa" w:w="1872"/>
+            <w:tcW w:type="dxa" w:w="1560"/>
             <w:shd w:val="clear" w:color="auto" w:fill="E3EEFB"/>
           </w:tcPr>
           <w:p>
@@ -324,7 +334,7 @@
         </w:tc>
         <w:tc>
           <w:tcPr>
-            <w:tcW w:type="dxa" w:w="1872"/>
+            <w:tcW w:type="dxa" w:w="1560"/>
             <w:shd w:val="clear" w:color="auto" w:fill="E3EEFB"/>
           </w:tcPr>
           <w:p>
@@ -344,7 +354,27 @@
         </w:tc>
         <w:tc>
           <w:tcPr>
-            <w:tcW w:type="dxa" w:w="1872"/>
+            <w:tcW w:type="dxa" w:w="1560"/>
+            <w:shd w:val="clear" w:color="auto" w:fill="E3EEFB"/>
+          </w:tcPr>
+          <w:p>
+            <w:r>
+              <w:rPr>
+                <w:b/>
+              </w:rPr>
+            </w:r>
+            <w:r>
+              <w:rPr>
+                <w:b/>
+                <w:sz w:val="16"/>
+              </w:rPr>
+              <w:t>Role</w:t>
+            </w:r>
+          </w:p>
+        </w:tc>
+        <w:tc>
+          <w:tcPr>
+            <w:tcW w:type="dxa" w:w="1560"/>
             <w:shd w:val="clear" w:color="auto" w:fill="E3EEFB"/>
           </w:tcPr>
           <w:p>
@@ -366,7 +396,7 @@
       <w:tr>
         <w:tc>
           <w:tcPr>
-            <w:tcW w:type="dxa" w:w="1872"/>
+            <w:tcW w:type="dxa" w:w="1560"/>
           </w:tcPr>
           <w:p>
             <w:r/>
@@ -380,7 +410,7 @@
         </w:tc>
         <w:tc>
           <w:tcPr>
-            <w:tcW w:type="dxa" w:w="1872"/>
+            <w:tcW w:type="dxa" w:w="1560"/>
           </w:tcPr>
           <w:p>
             <w:r/>
@@ -394,7 +424,7 @@
         </w:tc>
         <w:tc>
           <w:tcPr>
-            <w:tcW w:type="dxa" w:w="1872"/>
+            <w:tcW w:type="dxa" w:w="1560"/>
           </w:tcPr>
           <w:p>
             <w:r/>
@@ -408,7 +438,7 @@
         </w:tc>
         <w:tc>
           <w:tcPr>
-            <w:tcW w:type="dxa" w:w="1872"/>
+            <w:tcW w:type="dxa" w:w="1560"/>
           </w:tcPr>
           <w:p>
             <w:r/>
@@ -422,7 +452,21 @@
         </w:tc>
         <w:tc>
           <w:tcPr>
-            <w:tcW w:type="dxa" w:w="1872"/>
+            <w:tcW w:type="dxa" w:w="1560"/>
+          </w:tcPr>
+          <w:p>
+            <w:r/>
+            <w:r>
+              <w:rPr>
+                <w:sz w:val="16"/>
+              </w:rPr>
+              <w:t>Used - all 7 systems</w:t>
+            </w:r>
+          </w:p>
+        </w:tc>
+        <w:tc>
+          <w:tcPr>
+            <w:tcW w:type="dxa" w:w="1560"/>
           </w:tcPr>
           <w:p>
             <w:r/>
@@ -438,7 +482,93 @@
       <w:tr>
         <w:tc>
           <w:tcPr>
-            <w:tcW w:type="dxa" w:w="1872"/>
+            <w:tcW w:type="dxa" w:w="1560"/>
+          </w:tcPr>
+          <w:p>
+            <w:r/>
+            <w:r>
+              <w:rPr>
+                <w:sz w:val="16"/>
+              </w:rPr>
+              <w:t>gpt-oss-120b</w:t>
+            </w:r>
+          </w:p>
+        </w:tc>
+        <w:tc>
+          <w:tcPr>
+            <w:tcW w:type="dxa" w:w="1560"/>
+          </w:tcPr>
+          <w:p>
+            <w:r/>
+            <w:r>
+              <w:rPr>
+                <w:sz w:val="16"/>
+              </w:rPr>
+              <w:t>OpenAI (open weights, Apache-2.0)</w:t>
+            </w:r>
+          </w:p>
+        </w:tc>
+        <w:tc>
+          <w:tcPr>
+            <w:tcW w:type="dxa" w:w="1560"/>
+          </w:tcPr>
+          <w:p>
+            <w:r/>
+            <w:r>
+              <w:rPr>
+                <w:sz w:val="16"/>
+              </w:rPr>
+              <w:t>About 120B (mixture-of-experts)</w:t>
+            </w:r>
+          </w:p>
+        </w:tc>
+        <w:tc>
+          <w:tcPr>
+            <w:tcW w:type="dxa" w:w="1560"/>
+          </w:tcPr>
+          <w:p>
+            <w:r/>
+            <w:r>
+              <w:rPr>
+                <w:sz w:val="16"/>
+              </w:rPr>
+              <w:t>Groq free tier</w:t>
+            </w:r>
+          </w:p>
+        </w:tc>
+        <w:tc>
+          <w:tcPr>
+            <w:tcW w:type="dxa" w:w="1560"/>
+          </w:tcPr>
+          <w:p>
+            <w:r/>
+            <w:r>
+              <w:rPr>
+                <w:sz w:val="16"/>
+              </w:rPr>
+              <w:t>Used - all 7 systems</w:t>
+            </w:r>
+          </w:p>
+        </w:tc>
+        <w:tc>
+          <w:tcPr>
+            <w:tcW w:type="dxa" w:w="1560"/>
+          </w:tcPr>
+          <w:p>
+            <w:r/>
+            <w:r>
+              <w:rPr>
+                <w:sz w:val="16"/>
+              </w:rPr>
+              <w:t>Open weights make this judge reproducible; fast enough to score everything</w:t>
+            </w:r>
+          </w:p>
+        </w:tc>
+      </w:tr>
+      <w:tr>
+        <w:tc>
+          <w:tcPr>
+            <w:tcW w:type="dxa" w:w="1560"/>
           </w:tcPr>
           <w:p>
             <w:r/>
@@ -452,7 +582,7 @@
         </w:tc>
         <w:tc>
           <w:tcPr>
-            <w:tcW w:type="dxa" w:w="1872"/>
+            <w:tcW w:type="dxa" w:w="1560"/>
           </w:tcPr>
           <w:p>
             <w:r/>
@@ -466,7 +596,7 @@
         </w:tc>
         <w:tc>
           <w:tcPr>
-            <w:tcW w:type="dxa" w:w="1872"/>
+            <w:tcW w:type="dxa" w:w="1560"/>
           </w:tcPr>
           <w:p>
             <w:r/>
@@ -480,7 +610,7 @@
         </w:tc>
         <w:tc>
           <w:tcPr>
-            <w:tcW w:type="dxa" w:w="1872"/>
+            <w:tcW w:type="dxa" w:w="1560"/>
           </w:tcPr>
           <w:p>
             <w:r/>
@@ -494,7 +624,7 @@
         </w:tc>
         <w:tc>
           <w:tcPr>
-            <w:tcW w:type="dxa" w:w="1872"/>
+            <w:tcW w:type="dxa" w:w="1560"/>
           </w:tcPr>
           <w:p>
             <w:r/>
@@ -502,15 +632,13 @@
               <w:rPr>
                 <w:sz w:val="16"/>
               </w:rPr>
-              <w:t>Independent provider with a separate training lineage</w:t>
+              <w:t>Planned third judge - 5 systems only, then unavailable (HTTP 403)</w:t>
             </w:r>
           </w:p>
         </w:tc>
-      </w:tr>
-      <w:tr>
         <w:tc>
           <w:tcPr>
-            <w:tcW w:type="dxa" w:w="1872"/>
+            <w:tcW w:type="dxa" w:w="1560"/>
           </w:tcPr>
           <w:p>
             <w:r/>
@@ -518,63 +646,7 @@
               <w:rPr>
                 <w:sz w:val="16"/>
               </w:rPr>
-              <w:t>gpt-oss-120b</w:t>
-            </w:r>
-          </w:p>
-        </w:tc>
-        <w:tc>
-          <w:tcPr>
-            <w:tcW w:type="dxa" w:w="1872"/>
-          </w:tcPr>
-          <w:p>
-            <w:r/>
-            <w:r>
-              <w:rPr>
-                <w:sz w:val="16"/>
-              </w:rPr>
-              <w:t>OpenAI (open weights, Apache-2.0)</w:t>
-            </w:r>
-          </w:p>
-        </w:tc>
-        <w:tc>
-          <w:tcPr>
-            <w:tcW w:type="dxa" w:w="1872"/>
-          </w:tcPr>
-          <w:p>
-            <w:r/>
-            <w:r>
-              <w:rPr>
-                <w:sz w:val="16"/>
-              </w:rPr>
-              <w:t>About 120B (mixture-of-experts)</w:t>
-            </w:r>
-          </w:p>
-        </w:tc>
-        <w:tc>
-          <w:tcPr>
-            <w:tcW w:type="dxa" w:w="1872"/>
-          </w:tcPr>
-          <w:p>
-            <w:r/>
-            <w:r>
-              <w:rPr>
-                <w:sz w:val="16"/>
-              </w:rPr>
-              <w:t>Groq free tier</w:t>
-            </w:r>
-          </w:p>
-        </w:tc>
-        <w:tc>
-          <w:tcPr>
-            <w:tcW w:type="dxa" w:w="1872"/>
-          </w:tcPr>
-          <w:p>
-            <w:r/>
-            <w:r>
-              <w:rPr>
-                <w:sz w:val="16"/>
-              </w:rPr>
-              <w:t>Open weights make this judge reproducible; fast enough to score everything</w:t>
+              <w:t>Kept only to check that the two-judge panel gives the same result</w:t>
             </w:r>
           </w:p>
         </w:tc>
@@ -718,7 +790,7 @@
               <w:rPr>
                 <w:sz w:val="16"/>
               </w:rPr>
-              <w:t>Three different developers, none related to our models</w:t>
+              <w:t>Different developers, none related to our models</w:t>
             </w:r>
           </w:p>
         </w:tc>
@@ -776,7 +848,7 @@
               <w:rPr>
                 <w:sz w:val="16"/>
               </w:rPr>
-              <w:t>Scores averaged over three judges</w:t>
+              <w:t>Scores averaged over the two judges that scored every system</w:t>
             </w:r>
           </w:p>
         </w:tc>
@@ -791,6 +863,50 @@
                 <w:sz w:val="16"/>
               </w:rPr>
               <w:t>Verga et al. (2024): a panel from disjoint model families shows less intra-model bias than one large judge</w:t>
+            </w:r>
+          </w:p>
+        </w:tc>
+      </w:tr>
+      <w:tr>
+        <w:tc>
+          <w:tcPr>
+            <w:tcW w:type="dxa" w:w="3120"/>
+          </w:tcPr>
+          <w:p>
+            <w:r/>
+            <w:r>
+              <w:rPr>
+                <w:sz w:val="16"/>
+              </w:rPr>
+              <w:t>Same judges for every system</w:t>
+            </w:r>
+          </w:p>
+        </w:tc>
+        <w:tc>
+          <w:tcPr>
+            <w:tcW w:type="dxa" w:w="3120"/>
+          </w:tcPr>
+          <w:p>
+            <w:r/>
+            <w:r>
+              <w:rPr>
+                <w:sz w:val="16"/>
+              </w:rPr>
+              <w:t>Mistral Large dropped from the final panel because it could not score the final systems</w:t>
+            </w:r>
+          </w:p>
+        </w:tc>
+        <w:tc>
+          <w:tcPr>
+            <w:tcW w:type="dxa" w:w="3120"/>
+          </w:tcPr>
+          <w:p>
+            <w:r/>
+            <w:r>
+              <w:rPr>
+                <w:sz w:val="16"/>
+              </w:rPr>
+              <w:t>Mixing judge sets across systems would make scores incomparable; two- and three-judge panels agree (rho 0.98)</w:t>
             </w:r>
           </w:p>
         </w:tc>
@@ -952,7 +1068,7 @@
               <w:rPr>
                 <w:sz w:val="16"/>
               </w:rPr>
-              <w:t>Gemini (repeated quota failures), DeepSeek (retired on GitHub Models, removed from OpenRouter free tier), Llama 3.3 70B (decommissioned on Groq)</w:t>
+              <w:t>Gemini (repeated quota failures), DeepSeek (retired on GitHub Models, removed from OpenRouter free tier), Llama 3.3 70B (decommissioned on Groq), Mistral Large (subscription tier)</w:t>
             </w:r>
           </w:p>
         </w:tc>
@@ -966,7 +1082,7 @@
               <w:rPr>
                 <w:sz w:val="16"/>
               </w:rPr>
-              <w:t>Valid scores from retired judges were kept; see risk R7 in Section 3.7</w:t>
+              <w:t>See risk R7 in Section 3.7</w:t>
             </w:r>
           </w:p>
         </w:tc>
@@ -995,7 +1111,7 @@
         <w:spacing w:after="120"/>
       </w:pPr>
       <w:r>
-        <w:t xml:space="preserve">As a signal independent of both the rule checks and the AI judges, we use the hyy33 system from the WASSA 2024 shared task, held at the ACL 2024 conference [15]. It suits this project for three reasons. It was trained on third-party human ratings of empathy for individual conversation turns [14], the same unit as the replies we evaluate. It is a peer-reviewed, publicly released system whose predictions correlate with human empathy ratings at r = 0.544 on the shared task's test set [14]. And it belongs to a different model family, was trained on a different dataset and was developed by a different group from every component of our system, so it has no reason to favour our pipeline. Its limitations are also acknowledged. It was not the most accurate empathy predictor in its own shared task, where the organisers' RoBERTa baseline reached r = 0.694 [14]. Its training conversations are peer discussions of news articles rather than supportive replies. And it outputs coarse ordinal classes. Section 5.3 shows that on our data it reproduces the AI judges' ranking of systems exactly but is too noisy to rank individual replies (Table 5.18), so it is used </w:t>
+        <w:t xml:space="preserve">As a signal independent of both the rule checks and the AI judges, we use the hyy33 system from the WASSA 2024 shared task, held at the ACL 2024 conference [15]. It suits this project for three reasons. It was trained on third-party human ratings of empathy for individual conversation turns [14], the same unit as the replies we evaluate. It is a peer-reviewed, publicly released system whose predictions correlate with human empathy ratings at r = 0.544 on the shared task's test set [14]. And it belongs to a different model family, was trained on a different dataset and was developed by a different group from every component of our system, so it has no reason to favour our pipeline. Its limitations are also acknowledged. It was not the most accurate empathy predictor in its own shared task, where the organisers' RoBERTa baseline reached r = 0.694 [14]. Its training conversations are peer discussions of news articles rather than supportive replies. And it outputs coarse ordinal classes. Section 5.3 shows that on our data it nearly reproduces the AI judges' ranking of systems (Spearman rho = 0.96 across seven systems) but is too noisy to rank individual replies (Table 5.18), so it is used </w:t>
       </w:r>
       <w:r>
         <w:rPr>

--- a/writing/Chapter 4 - 4.1 Design Process or Methodology Overview/FINAL_TEXT.docx
+++ b/writing/Chapter 4 - 4.1 Design Process or Methodology Overview/FINAL_TEXT.docx
@@ -169,7 +169,7 @@
         <w:t>zero-shot</w:t>
       </w:r>
       <w:r>
-        <w:t xml:space="preserve"> and controlled entirely through its system prompt, for two reasons established by the experiments: a generator fine-tuned with LoRA [10] imitated the dataset's habit of asking many questions and failed every rule, whereas prompting can be adapted to each emotion at no training cost. Generators larger than 1.5 billion parameters are loaded with 4-bit NF4 quantisation [9] to fit in GPU memory. All generation uses identical sampling settings (temperature 0.7, top-p 0.9, at most 250 new tokens and seed 42), so that differences between systems arise from their design rather than from decoding.</w:t>
+        <w:t xml:space="preserve"> and controlled entirely through its system prompt, for two reasons established by the experiments: a generator fine-tuned with LoRA [10] learns the dataset's short, casual listener replies, of which only 4.3% acknowledge the feeling, ask exactly one question and stay within the length limit, whereas prompting can be adapted to each emotion at no training cost. Generators larger than 1.5 billion parameters are loaded with 4-bit NF4 quantisation [9] to fit in GPU memory. All generation uses identical sampling settings (temperature 0.7, top-p 0.9, at most 250 new tokens and seed 42), so that differences between systems arise from their design rather than from decoding.</w:t>
       </w:r>
     </w:p>
     <w:p>
@@ -251,7 +251,7 @@
         <w:rPr>
           <w:b/>
         </w:rPr>
-        <w:t>all seven systems are compared on the two judges that scored every one of them</w:t>
+        <w:t>all systems are compared on the two judges that scored every one of them</w:t>
       </w:r>
       <w:r>
         <w:t>. On the replies that all three judges scored, the two-judge and three-judge averages correlate at 0.98 and rank the systems identically (Section 5.3.7), so the reduced panel does not change the conclusions. Table 4.1 describes the panel and Table 4.2 summarises the selection criteria.</w:t>
@@ -460,7 +460,7 @@
               <w:rPr>
                 <w:sz w:val="16"/>
               </w:rPr>
-              <w:t>Used - all 7 systems</w:t>
+              <w:t>Used - every judged system</w:t>
             </w:r>
           </w:p>
         </w:tc>
@@ -546,7 +546,7 @@
               <w:rPr>
                 <w:sz w:val="16"/>
               </w:rPr>
-              <w:t>Used - all 7 systems</w:t>
+              <w:t>Used - every judged system</w:t>
             </w:r>
           </w:p>
         </w:tc>
@@ -1111,7 +1111,7 @@
         <w:spacing w:after="120"/>
       </w:pPr>
       <w:r>
-        <w:t xml:space="preserve">As a signal independent of both the rule checks and the AI judges, we use the hyy33 system from the WASSA 2024 shared task, held at the ACL 2024 conference [15]. It suits this project for three reasons. It was trained on third-party human ratings of empathy for individual conversation turns [14], the same unit as the replies we evaluate. It is a peer-reviewed, publicly released system whose predictions correlate with human empathy ratings at r = 0.544 on the shared task's test set [14]. And it belongs to a different model family, was trained on a different dataset and was developed by a different group from every component of our system, so it has no reason to favour our pipeline. Its limitations are also acknowledged. It was not the most accurate empathy predictor in its own shared task, where the organisers' RoBERTa baseline reached r = 0.694 [14]. Its training conversations are peer discussions of news articles rather than supportive replies. And it outputs coarse ordinal classes. Section 5.3 shows that on our data it nearly reproduces the AI judges' ranking of systems (Spearman rho = 0.96 across seven systems) but is too noisy to rank individual replies (Table 5.18), so it is used </w:t>
+        <w:t xml:space="preserve">As a signal independent of both the rule checks and the AI judges, we use the hyy33 system from the WASSA 2024 shared task, held at the ACL 2024 conference [15]. It suits this project for three reasons. It was trained on third-party human ratings of empathy for individual conversation turns [14], the same unit as the replies we evaluate. It is a peer-reviewed, publicly released system whose predictions correlate with human empathy ratings at r = 0.544 on the shared task's test set [14]. And it belongs to a different model family, was trained on a different dataset and was developed by a different group from every component of our system, so it has no reason to favour our pipeline. Its limitations are also acknowledged. It was not the most accurate empathy predictor in its own shared task, where the organisers' RoBERTa baseline reached r = 0.694 [14]. Its training conversations are peer discussions of news articles rather than supportive replies. And it outputs coarse ordinal classes. Section 5.3 shows that on our data it nearly reproduces the AI judges' ranking of systems (Spearman rho = 0.94 across the judged systems) but is too noisy to rank individual replies (Table 5.18), so it is used </w:t>
       </w:r>
       <w:r>
         <w:rPr>

--- a/writing/Chapter 4 - 4.1 Design Process or Methodology Overview/FINAL_TEXT.docx
+++ b/writing/Chapter 4 - 4.1 Design Process or Methodology Overview/FINAL_TEXT.docx
@@ -76,7 +76,25 @@
         <w:spacing w:after="120"/>
       </w:pPr>
       <w:r>
-        <w:t>The objective is a text-based conversational system that responds to a person sharing an emotional experience with a short, validating and non-intrusive reply, and that makes its emotional reasoning inspectable. This objective translates into three measurable targets: (i) to identify the expressed emotion among 32 fine-grained categories and expose both the candidate emotions and the final choice; (ii) to generate replies that acknowledge the feeling, ask at most one question and remain short; and (iii) to run all components on a single 8 GB consumer GPU without sending user messages to an external service. The central design question, raised directly by the Pre-Thesis 2 defence panel, is whether emotion detection and response generation should be performed by separate models or whether a single model suffices. The methodology is therefore constructed to test that question rather than to assume its answer.</w:t>
+        <w:t xml:space="preserve">The objective is a text-based conversational system that responds to a person sharing an emotional experience with a short, validating and non-intrusive reply, and that makes its emotional reasoning inspectable. This objective translates into three measurable targets: (i) to identify the expressed emotion among 32 fine-grained categories and expose both the candidate emotions and the final choice; (ii) to generate replies that acknowledge the feeling, ask at most one question and remain short, following the empathy mechanisms of </w:t>
+      </w:r>
+      <w:r>
+        <w:rPr>
+          <w:i/>
+        </w:rPr>
+        <w:t>emotional reactions</w:t>
+      </w:r>
+      <w:r>
+        <w:t xml:space="preserve"> and </w:t>
+      </w:r>
+      <w:r>
+        <w:rPr>
+          <w:i/>
+        </w:rPr>
+        <w:t>explorations</w:t>
+      </w:r>
+      <w:r>
+        <w:t xml:space="preserve"> identified for text-based mental-health support [41] and the counselling guidance against asking several questions at once [42], whose validity is examined in Section 5.4.8; and (iii) to run all components on a single 8 GB consumer GPU without sending user messages to an external service. The central design question, raised directly by the Pre-Thesis 2 defence panel, is whether emotion detection and response generation should be performed by separate models or whether a single model suffices. The methodology is therefore constructed to test that question rather than to assume its answer.</w:t>
       </w:r>
     </w:p>
     <w:p>
@@ -1136,7 +1154,7 @@
         <w:spacing w:after="120"/>
       </w:pPr>
       <w:r>
-        <w:t>All components are implemented in Python 3.10 with PyTorch 2.5.1 [41] and Hugging Face Transformers 5.16.1 [40], using bitsandbytes for 4-bit quantisation, SciPy [42] for statistical testing and scikit-learn [43] for classification metrics. All experiments run on a single NVIDIA GeForce RTX 4060 with 8 GB of memory [38] and 16 GB of system memory (Table 4.3).</w:t>
+        <w:t>All components are implemented in Python 3.10 with PyTorch 2.5.1 [43] and Hugging Face Transformers 5.16.1 [40], using bitsandbytes for 4-bit quantisation, SciPy [44] for statistical testing and scikit-learn [45] for classification metrics. All experiments run on a single NVIDIA GeForce RTX 4060 with 8 GB of memory [38] and 16 GB of system memory (Table 4.3).</w:t>
       </w:r>
     </w:p>
     <w:tbl>
@@ -2149,7 +2167,7 @@
         <w:rPr>
           <w:sz w:val="20"/>
         </w:rPr>
-        <w:t>[41] A. Paszke, S. Gross, F. Massa, A. Lerer, J. Bradbury, G. Chanan et al., "PyTorch: An imperative style, high-performance deep learning library," in Advances in Neural Information Processing Systems (NeurIPS), vol. 32, 2019, pp. 8024-8035.</w:t>
+        <w:t>[41] A. Sharma, A. S. Miner, D. C. Atkins, and T. Althoff, "A computational approach to understanding empathy expressed in text-based mental health support," in Proc. 2020 Conf. Empirical Methods Natural Language Processing (EMNLP), 2020, pp. 5263-5276, doi: 10.18653/v1/2020.emnlp-main.425.</w:t>
       </w:r>
     </w:p>
     <w:p>
@@ -2160,7 +2178,7 @@
         <w:rPr>
           <w:sz w:val="20"/>
         </w:rPr>
-        <w:t>[42] P. Virtanen, R. Gommers, T. E. Oliphant et al., "SciPy 1.0: Fundamental algorithms for scientific computing in Python," Nature Methods, vol. 17, pp. 261-272, 2020, doi: 10.1038/s41592-019-0686-2.</w:t>
+        <w:t>[42] Substance Abuse and Mental Health Services Administration, Enhancing Motivation for Change in Substance Use Disorder Treatment, Treatment Improvement Protocol (TIP) Series No. 35, SAMHSA Publication No. PEP19-02-01-003. Rockville, MD, USA: SAMHSA, 2019, ch. 3.</w:t>
       </w:r>
     </w:p>
     <w:p>
@@ -2171,7 +2189,29 @@
         <w:rPr>
           <w:sz w:val="20"/>
         </w:rPr>
-        <w:t>[43] F. Pedregosa, G. Varoquaux, A. Gramfort et al., "Scikit-learn: Machine learning in Python," J. Machine Learning Research, vol. 12, pp. 2825-2830, 2011.</w:t>
+        <w:t>[43] A. Paszke, S. Gross, F. Massa, A. Lerer, J. Bradbury, G. Chanan et al., "PyTorch: An imperative style, high-performance deep learning library," in Advances in Neural Information Processing Systems (NeurIPS), vol. 32, 2019, pp. 8024-8035.</w:t>
+      </w:r>
+    </w:p>
+    <w:p>
+      <w:pPr>
+        <w:ind w:left="576" w:hanging="576"/>
+      </w:pPr>
+      <w:r>
+        <w:rPr>
+          <w:sz w:val="20"/>
+        </w:rPr>
+        <w:t>[44] P. Virtanen, R. Gommers, T. E. Oliphant et al., "SciPy 1.0: Fundamental algorithms for scientific computing in Python," Nature Methods, vol. 17, pp. 261-272, 2020, doi: 10.1038/s41592-019-0686-2.</w:t>
+      </w:r>
+    </w:p>
+    <w:p>
+      <w:pPr>
+        <w:ind w:left="576" w:hanging="576"/>
+      </w:pPr>
+      <w:r>
+        <w:rPr>
+          <w:sz w:val="20"/>
+        </w:rPr>
+        <w:t>[45] F. Pedregosa, G. Varoquaux, A. Gramfort et al., "Scikit-learn: Machine learning in Python," J. Machine Learning Research, vol. 12, pp. 2825-2830, 2011.</w:t>
       </w:r>
     </w:p>
     <w:sectPr>

--- a/writing/Chapter 4 - 4.1 Design Process or Methodology Overview/FINAL_TEXT.docx
+++ b/writing/Chapter 4 - 4.1 Design Process or Methodology Overview/FINAL_TEXT.docx
@@ -246,16 +246,7 @@
         <w:t>gpt-oss-120b</w:t>
       </w:r>
       <w:r>
-        <w:t xml:space="preserve"> (OpenAI, with openly released weights), with </w:t>
-      </w:r>
-      <w:r>
-        <w:rPr>
-          <w:b/>
-        </w:rPr>
-        <w:t>Mistral Large</w:t>
-      </w:r>
-      <w:r>
-        <w:t xml:space="preserve"> (Mistral AI) planned as a third judge. None of them shares a model family with our generator, Phi-4-mini (Microsoft) [7], or with the Qwen baselines (Alibaba) [8]. Second, a panel of judges from different model families shows less bias than a single large judge [35], so the scores of several judges are averaged rather than relying on one. Third, in line with the co-supervisor's requirement, all judges are flagship-tier models; smaller local judges considered earlier were not used.</w:t>
+        <w:t xml:space="preserve"> (OpenAI, with openly released weights). Neither of them shares a model family with our generator, Phi-4-mini (Microsoft) [7], or with the Qwen baselines (Alibaba) [8]. Second, a panel of judges from different model families shows less bias than a single large judge [35], so the panel score is the mean of the two judges rather than the rating of one. Third, in line with the co-supervisor's requirement, all judges are flagship-tier models; smaller local judges considered earlier were not used.</w:t>
       </w:r>
     </w:p>
     <w:p>
@@ -263,16 +254,16 @@
         <w:spacing w:after="120"/>
       </w:pPr>
       <w:r>
-        <w:t xml:space="preserve">Each judge sees only the user's message and a single reply, never the name of the system or the reference reply, and scores empathy, relevance and safety from 1 to 10 against explicit anchors for the ranges 1-3, 4-6 and 7-10, at temperature 0. All judges were available through free API tiers, which allowed team members without a GPU to run the evaluation. Earlier candidates that became unavailable through quota limits or retirement were replaced. Mistral Large scored the five systems built first, but became unavailable on both team accounts before the final system and the top-1 Phi-4-mini configuration could be judged. Because scores from different panels are not comparable, </w:t>
+        <w:t xml:space="preserve">Each judge sees only the user's message and a single reply, never the name of the system or the reference reply, and scores empathy, relevance and safety from 1 to 10 against explicit anchors for the ranges 1-3, 4-6 and 7-10, at temperature 0. Both judges were available through free API tiers, which allowed team members without a GPU to run the evaluation. Several other flagship models were considered and could not be used because they were retired or restricted during the project (Section 3.7), so the panel was fixed at these two, </w:t>
       </w:r>
       <w:r>
         <w:rPr>
           <w:b/>
         </w:rPr>
-        <w:t>all systems are compared on the two judges that scored every one of them</w:t>
+        <w:t>which scored every reply of every judged system</w:t>
       </w:r>
       <w:r>
-        <w:t>. On the replies that all three judges scored, the two-judge and three-judge averages correlate at 0.98 and rank the systems identically (Section 5.3.7), so the reduced panel does not change the conclusions. Table 4.1 describes the panel and Table 4.2 summarises the selection criteria.</w:t>
+        <w:t>; scores from different judges are not comparable across systems, so using the same two judges throughout is what makes the comparison fair. Table 4.1 describes the panel and Table 4.2 summarises the selection criteria.</w:t>
       </w:r>
     </w:p>
     <w:tbl>
@@ -583,92 +574,6 @@
           </w:p>
         </w:tc>
       </w:tr>
-      <w:tr>
-        <w:tc>
-          <w:tcPr>
-            <w:tcW w:type="dxa" w:w="1560"/>
-          </w:tcPr>
-          <w:p>
-            <w:r/>
-            <w:r>
-              <w:rPr>
-                <w:sz w:val="16"/>
-              </w:rPr>
-              <w:t>Mistral Large</w:t>
-            </w:r>
-          </w:p>
-        </w:tc>
-        <w:tc>
-          <w:tcPr>
-            <w:tcW w:type="dxa" w:w="1560"/>
-          </w:tcPr>
-          <w:p>
-            <w:r/>
-            <w:r>
-              <w:rPr>
-                <w:sz w:val="16"/>
-              </w:rPr>
-              <w:t>Mistral AI</w:t>
-            </w:r>
-          </w:p>
-        </w:tc>
-        <w:tc>
-          <w:tcPr>
-            <w:tcW w:type="dxa" w:w="1560"/>
-          </w:tcPr>
-          <w:p>
-            <w:r/>
-            <w:r>
-              <w:rPr>
-                <w:sz w:val="16"/>
-              </w:rPr>
-              <w:t>Flagship (size not published)</w:t>
-            </w:r>
-          </w:p>
-        </w:tc>
-        <w:tc>
-          <w:tcPr>
-            <w:tcW w:type="dxa" w:w="1560"/>
-          </w:tcPr>
-          <w:p>
-            <w:r/>
-            <w:r>
-              <w:rPr>
-                <w:sz w:val="16"/>
-              </w:rPr>
-              <w:t>Mistral free Experiment tier</w:t>
-            </w:r>
-          </w:p>
-        </w:tc>
-        <w:tc>
-          <w:tcPr>
-            <w:tcW w:type="dxa" w:w="1560"/>
-          </w:tcPr>
-          <w:p>
-            <w:r/>
-            <w:r>
-              <w:rPr>
-                <w:sz w:val="16"/>
-              </w:rPr>
-              <w:t>Planned third judge - 5 systems only, then unavailable (HTTP 403)</w:t>
-            </w:r>
-          </w:p>
-        </w:tc>
-        <w:tc>
-          <w:tcPr>
-            <w:tcW w:type="dxa" w:w="1560"/>
-          </w:tcPr>
-          <w:p>
-            <w:r/>
-            <w:r>
-              <w:rPr>
-                <w:sz w:val="16"/>
-              </w:rPr>
-              <w:t>Kept only to check that the two-judge panel gives the same result</w:t>
-            </w:r>
-          </w:p>
-        </w:tc>
-      </w:tr>
     </w:tbl>
     <w:p/>
     <w:p>
@@ -910,7 +815,7 @@
               <w:rPr>
                 <w:sz w:val="16"/>
               </w:rPr>
-              <w:t>Mistral Large dropped from the final panel because it could not score the final systems</w:t>
+              <w:t>Both judges scored all 512 replies of all judged systems</w:t>
             </w:r>
           </w:p>
         </w:tc>
@@ -924,7 +829,7 @@
               <w:rPr>
                 <w:sz w:val="16"/>
               </w:rPr>
-              <w:t>Mixing judge sets across systems would make scores incomparable; two- and three-judge panels agree (rho 0.98)</w:t>
+              <w:t>Mixing judge sets across systems would make the scores incomparable</w:t>
             </w:r>
           </w:p>
         </w:tc>
@@ -1695,7 +1600,7 @@
               <w:rPr>
                 <w:sz w:val="16"/>
               </w:rPr>
-              <w:t>openai SDK (OpenRouter), groq SDK, Mistral API</w:t>
+              <w:t>openai SDK (OpenRouter), groq SDK</w:t>
             </w:r>
           </w:p>
         </w:tc>
@@ -1709,7 +1614,7 @@
               <w:rPr>
                 <w:sz w:val="16"/>
               </w:rPr>
-              <w:t>2.53.0 / 1.6.0 / -</w:t>
+              <w:t>2.53.0 / 1.6.0</w:t>
             </w:r>
           </w:p>
         </w:tc>

--- a/writing/Chapter 4 - 4.1 Design Process or Methodology Overview/FINAL_TEXT.docx
+++ b/writing/Chapter 4 - 4.1 Design Process or Methodology Overview/FINAL_TEXT.docx
@@ -94,7 +94,7 @@
         <w:t>explorations</w:t>
       </w:r>
       <w:r>
-        <w:t xml:space="preserve"> identified for text-based mental-health support [41] and the counselling guidance against asking several questions at once [42], whose validity is examined in Section 5.4.8; and (iii) to run all components on a single 8 GB consumer GPU without sending user messages to an external service. The central design question, raised directly by the Pre-Thesis 2 defence panel, is whether emotion detection and response generation should be performed by separate models or whether a single model suffices. The methodology is therefore constructed to test that question rather than to assume its answer.</w:t>
+        <w:t xml:space="preserve"> identified for text-based mental-health support [41] and the counselling guidance against asking several questions at once [42], whose validity is examined in Section 5.4.8; and (iii) to run all components on a single 8 GB consumer GPU without sending user messages to an external service. The central design question is whether emotion detection and response generation should be performed by separate models or whether a single model suffices. The methodology is therefore constructed to test that question rather than to assume its answer.</w:t>
       </w:r>
     </w:p>
     <w:p>
